--- a/LAB 2/Result.docx
+++ b/LAB 2/Result.docx
@@ -55,6 +55,56 @@
                     <a:xfrm>
                       <a:off x="0" y="0"/>
                       <a:ext cx="5943600" cy="3231515"/>
+                    </a:xfrm>
+                    <a:prstGeom prst="rect">
+                      <a:avLst/>
+                    </a:prstGeom>
+                  </pic:spPr>
+                </pic:pic>
+              </a:graphicData>
+            </a:graphic>
+          </wp:inline>
+        </w:drawing>
+      </w:r>
+      <w:r>
+        <w:br/>
+      </w:r>
+      <w:r>
+        <w:br/>
+        <w:t>Question  2:</w:t>
+      </w:r>
+    </w:p>
+    <w:p>
+      <w:r>
+        <w:rPr>
+          <w:noProof/>
+        </w:rPr>
+        <w:lastRenderedPageBreak/>
+        <w:drawing>
+          <wp:inline distT="0" distB="0" distL="0" distR="0" wp14:anchorId="071B6EFE" wp14:editId="427DBED8">
+            <wp:extent cx="4229100" cy="6286500"/>
+            <wp:effectExtent l="0" t="0" r="0" b="0"/>
+            <wp:docPr id="2" name="Picture 2"/>
+            <wp:cNvGraphicFramePr>
+              <a:graphicFrameLocks xmlns:a="http://schemas.openxmlformats.org/drawingml/2006/main" noChangeAspect="1"/>
+            </wp:cNvGraphicFramePr>
+            <a:graphic xmlns:a="http://schemas.openxmlformats.org/drawingml/2006/main">
+              <a:graphicData uri="http://schemas.openxmlformats.org/drawingml/2006/picture">
+                <pic:pic xmlns:pic="http://schemas.openxmlformats.org/drawingml/2006/picture">
+                  <pic:nvPicPr>
+                    <pic:cNvPr id="0" name=""/>
+                    <pic:cNvPicPr/>
+                  </pic:nvPicPr>
+                  <pic:blipFill>
+                    <a:blip r:embed="rId8"/>
+                    <a:stretch>
+                      <a:fillRect/>
+                    </a:stretch>
+                  </pic:blipFill>
+                  <pic:spPr>
+                    <a:xfrm>
+                      <a:off x="0" y="0"/>
+                      <a:ext cx="4229100" cy="6286500"/>
                     </a:xfrm>
                     <a:prstGeom prst="rect">
                       <a:avLst/>

--- a/LAB 2/Result.docx
+++ b/LAB 2/Result.docx
@@ -105,6 +105,61 @@
                     <a:xfrm>
                       <a:off x="0" y="0"/>
                       <a:ext cx="4229100" cy="6286500"/>
+                    </a:xfrm>
+                    <a:prstGeom prst="rect">
+                      <a:avLst/>
+                    </a:prstGeom>
+                  </pic:spPr>
+                </pic:pic>
+              </a:graphicData>
+            </a:graphic>
+          </wp:inline>
+        </w:drawing>
+      </w:r>
+    </w:p>
+    <w:p/>
+    <w:p/>
+    <w:p/>
+    <w:p/>
+    <w:p/>
+    <w:p/>
+    <w:p>
+      <w:r>
+        <w:lastRenderedPageBreak/>
+        <w:t xml:space="preserve">Question 3: </w:t>
+      </w:r>
+      <w:r>
+        <w:br/>
+      </w:r>
+      <w:r>
+        <w:rPr>
+          <w:noProof/>
+        </w:rPr>
+        <w:drawing>
+          <wp:inline distT="0" distB="0" distL="0" distR="0" wp14:anchorId="52633CEE" wp14:editId="684F7714">
+            <wp:extent cx="3524250" cy="5953125"/>
+            <wp:effectExtent l="0" t="0" r="0" b="9525"/>
+            <wp:docPr id="3" name="Picture 3"/>
+            <wp:cNvGraphicFramePr>
+              <a:graphicFrameLocks xmlns:a="http://schemas.openxmlformats.org/drawingml/2006/main" noChangeAspect="1"/>
+            </wp:cNvGraphicFramePr>
+            <a:graphic xmlns:a="http://schemas.openxmlformats.org/drawingml/2006/main">
+              <a:graphicData uri="http://schemas.openxmlformats.org/drawingml/2006/picture">
+                <pic:pic xmlns:pic="http://schemas.openxmlformats.org/drawingml/2006/picture">
+                  <pic:nvPicPr>
+                    <pic:cNvPr id="0" name=""/>
+                    <pic:cNvPicPr/>
+                  </pic:nvPicPr>
+                  <pic:blipFill>
+                    <a:blip r:embed="rId9"/>
+                    <a:stretch>
+                      <a:fillRect/>
+                    </a:stretch>
+                  </pic:blipFill>
+                  <pic:spPr>
+                    <a:xfrm>
+                      <a:off x="0" y="0"/>
+                      <a:ext cx="3524250" cy="5953125"/>
                     </a:xfrm>
                     <a:prstGeom prst="rect">
                       <a:avLst/>

--- a/LAB 2/Result.docx
+++ b/LAB 2/Result.docx
@@ -71,7 +71,33 @@
       </w:r>
       <w:r>
         <w:br/>
-        <w:t>Question  2:</w:t>
+      </w:r>
+    </w:p>
+    <w:p/>
+    <w:p/>
+    <w:p/>
+    <w:p/>
+    <w:p/>
+    <w:p/>
+    <w:p/>
+    <w:p/>
+    <w:p/>
+    <w:p/>
+    <w:p/>
+    <w:p>
+      <w:pPr>
+        <w:rPr>
+          <w:b/>
+          <w:sz w:val="44"/>
+        </w:rPr>
+      </w:pPr>
+      <w:r>
+        <w:rPr>
+          <w:b/>
+          <w:sz w:val="44"/>
+        </w:rPr>
+        <w:lastRenderedPageBreak/>
+        <w:t>Question 2. Login screen interface design.</w:t>
       </w:r>
     </w:p>
     <w:p>
@@ -79,7 +105,6 @@
         <w:rPr>
           <w:noProof/>
         </w:rPr>
-        <w:lastRenderedPageBreak/>
         <w:drawing>
           <wp:inline distT="0" distB="0" distL="0" distR="0" wp14:anchorId="071B6EFE" wp14:editId="427DBED8">
             <wp:extent cx="4229100" cy="6286500"/>
@@ -124,13 +149,29 @@
     <w:p/>
     <w:p/>
     <w:p>
-      <w:r>
-        <w:lastRenderedPageBreak/>
-        <w:t xml:space="preserve">Question 3: </w:t>
-      </w:r>
-      <w:r>
-        <w:br/>
-      </w:r>
+      <w:pPr>
+        <w:rPr>
+          <w:b/>
+          <w:noProof/>
+          <w:sz w:val="36"/>
+        </w:rPr>
+      </w:pPr>
+      <w:r>
+        <w:rPr>
+          <w:b/>
+          <w:sz w:val="36"/>
+        </w:rPr>
+        <w:t>Question 3. Write the Personal Income Tax Calculation program as shown</w:t>
+      </w:r>
+    </w:p>
+    <w:p>
+      <w:pPr>
+        <w:rPr>
+          <w:noProof/>
+        </w:rPr>
+      </w:pPr>
+    </w:p>
+    <w:p>
       <w:r>
         <w:rPr>
           <w:noProof/>
@@ -160,6 +201,58 @@
                     <a:xfrm>
                       <a:off x="0" y="0"/>
                       <a:ext cx="3524250" cy="5953125"/>
+                    </a:xfrm>
+                    <a:prstGeom prst="rect">
+                      <a:avLst/>
+                    </a:prstGeom>
+                  </pic:spPr>
+                </pic:pic>
+              </a:graphicData>
+            </a:graphic>
+          </wp:inline>
+        </w:drawing>
+      </w:r>
+    </w:p>
+    <w:p/>
+    <w:p/>
+    <w:p/>
+    <w:p>
+      <w:r>
+        <w:rPr>
+          <w:b/>
+          <w:sz w:val="40"/>
+        </w:rPr>
+        <w:t>Question 4. Caculator screen interface design</w:t>
+      </w:r>
+      <w:r>
+        <w:rPr>
+          <w:noProof/>
+        </w:rPr>
+        <w:drawing>
+          <wp:inline distT="0" distB="0" distL="0" distR="0" wp14:anchorId="45A197F0" wp14:editId="59925816">
+            <wp:extent cx="3514725" cy="5991225"/>
+            <wp:effectExtent l="0" t="0" r="9525" b="9525"/>
+            <wp:docPr id="4" name="Picture 4"/>
+            <wp:cNvGraphicFramePr>
+              <a:graphicFrameLocks xmlns:a="http://schemas.openxmlformats.org/drawingml/2006/main" noChangeAspect="1"/>
+            </wp:cNvGraphicFramePr>
+            <a:graphic xmlns:a="http://schemas.openxmlformats.org/drawingml/2006/main">
+              <a:graphicData uri="http://schemas.openxmlformats.org/drawingml/2006/picture">
+                <pic:pic xmlns:pic="http://schemas.openxmlformats.org/drawingml/2006/picture">
+                  <pic:nvPicPr>
+                    <pic:cNvPr id="0" name=""/>
+                    <pic:cNvPicPr/>
+                  </pic:nvPicPr>
+                  <pic:blipFill>
+                    <a:blip r:embed="rId10"/>
+                    <a:stretch>
+                      <a:fillRect/>
+                    </a:stretch>
+                  </pic:blipFill>
+                  <pic:spPr>
+                    <a:xfrm>
+                      <a:off x="0" y="0"/>
+                      <a:ext cx="3514725" cy="5991225"/>
                     </a:xfrm>
                     <a:prstGeom prst="rect">
                       <a:avLst/>
